--- a/Report/Perch_figures/Finbo(Åland)_bayesian_p_prop_zero.docx
+++ b/Report/Perch_figures/Finbo(Åland)_bayesian_p_prop_zero.docx
@@ -352,7 +352,7 @@
                 <w:szCs w:val="22"/>
                 <w:color w:val="000000"/>
               </w:rPr>
-              <w:t xml:space="preserve">0.00</w:t>
+              <w:t xml:space="preserve">0.08</w:t>
             </w:r>
           </w:p>
         </w:tc>
@@ -464,7 +464,7 @@
                 <w:szCs w:val="22"/>
                 <w:color w:val="000000"/>
               </w:rPr>
-              <w:t xml:space="preserve">0.04</w:t>
+              <w:t xml:space="preserve">0.05</w:t>
             </w:r>
           </w:p>
         </w:tc>
@@ -576,14 +576,14 @@
                 <w:szCs w:val="22"/>
                 <w:color w:val="000000"/>
               </w:rPr>
-              <w:t xml:space="preserve">0.02</w:t>
+              <w:t xml:space="preserve">0.00</w:t>
             </w:r>
           </w:p>
         </w:tc>
       </w:tr>
       <w:tr>
         <w:trPr>
-          <w:trHeight w:val="572" w:hRule="auto"/>
+          <w:trHeight w:val="571" w:hRule="auto"/>
         </w:trPr>
         body5
         <w:tc>
@@ -688,14 +688,14 @@
                 <w:szCs w:val="22"/>
                 <w:color w:val="000000"/>
               </w:rPr>
-              <w:t xml:space="preserve">0.13</w:t>
+              <w:t xml:space="preserve">0.52</w:t>
             </w:r>
           </w:p>
         </w:tc>
       </w:tr>
       <w:tr>
         <w:trPr>
-          <w:trHeight w:val="571" w:hRule="auto"/>
+          <w:trHeight w:val="572" w:hRule="auto"/>
         </w:trPr>
         body6
         <w:tc>
@@ -800,7 +800,7 @@
                 <w:szCs w:val="22"/>
                 <w:color w:val="000000"/>
               </w:rPr>
-              <w:t xml:space="preserve">0.24</w:t>
+              <w:t xml:space="preserve">0.30</w:t>
             </w:r>
           </w:p>
         </w:tc>
@@ -912,7 +912,7 @@
                 <w:szCs w:val="22"/>
                 <w:color w:val="000000"/>
               </w:rPr>
-              <w:t xml:space="preserve">0.80</w:t>
+              <w:t xml:space="preserve">0.95</w:t>
             </w:r>
           </w:p>
         </w:tc>
@@ -1024,7 +1024,7 @@
                 <w:szCs w:val="22"/>
                 <w:color w:val="000000"/>
               </w:rPr>
-              <w:t xml:space="preserve">0.50</w:t>
+              <w:t xml:space="preserve">0.79</w:t>
             </w:r>
           </w:p>
         </w:tc>

--- a/Report/Perch_figures/Finbo(Åland)_bayesian_p_prop_zero.docx
+++ b/Report/Perch_figures/Finbo(Åland)_bayesian_p_prop_zero.docx
@@ -352,7 +352,7 @@
                 <w:szCs w:val="22"/>
                 <w:color w:val="000000"/>
               </w:rPr>
-              <w:t xml:space="preserve">0.08</w:t>
+              <w:t xml:space="preserve">0.00</w:t>
             </w:r>
           </w:p>
         </w:tc>
@@ -464,7 +464,7 @@
                 <w:szCs w:val="22"/>
                 <w:color w:val="000000"/>
               </w:rPr>
-              <w:t xml:space="preserve">0.05</w:t>
+              <w:t xml:space="preserve">0.06</w:t>
             </w:r>
           </w:p>
         </w:tc>
@@ -688,7 +688,7 @@
                 <w:szCs w:val="22"/>
                 <w:color w:val="000000"/>
               </w:rPr>
-              <w:t xml:space="preserve">0.52</w:t>
+              <w:t xml:space="preserve">0.19</w:t>
             </w:r>
           </w:p>
         </w:tc>
@@ -800,7 +800,7 @@
                 <w:szCs w:val="22"/>
                 <w:color w:val="000000"/>
               </w:rPr>
-              <w:t xml:space="preserve">0.30</w:t>
+              <w:t xml:space="preserve">0.53</w:t>
             </w:r>
           </w:p>
         </w:tc>
@@ -912,7 +912,7 @@
                 <w:szCs w:val="22"/>
                 <w:color w:val="000000"/>
               </w:rPr>
-              <w:t xml:space="preserve">0.95</w:t>
+              <w:t xml:space="preserve">0.48</w:t>
             </w:r>
           </w:p>
         </w:tc>
@@ -1024,7 +1024,7 @@
                 <w:szCs w:val="22"/>
                 <w:color w:val="000000"/>
               </w:rPr>
-              <w:t xml:space="preserve">0.79</w:t>
+              <w:t xml:space="preserve">0.73</w:t>
             </w:r>
           </w:p>
         </w:tc>
